--- a/docs/docx/module/family_markers_student_guide.docx
+++ b/docs/docx/module/family_markers_student_guide.docx
@@ -15,7 +15,7 @@
         <w:pStyle w:val="Date"/>
       </w:pPr>
       <w:r>
-        <w:t xml:space="preserve">2026-08-26</w:t>
+        <w:t xml:space="preserve">2026-10-01</w:t>
       </w:r>
     </w:p>
     <w:p>

--- a/docs/docx/module/family_markers_student_guide.docx
+++ b/docs/docx/module/family_markers_student_guide.docx
@@ -15,7 +15,7 @@
         <w:pStyle w:val="Date"/>
       </w:pPr>
       <w:r>
-        <w:t xml:space="preserve">2026-10-01</w:t>
+        <w:t xml:space="preserve">2026-10-05</w:t>
       </w:r>
     </w:p>
     <w:p>

--- a/docs/docx/module/family_markers_student_guide.docx
+++ b/docs/docx/module/family_markers_student_guide.docx
@@ -15,7 +15,7 @@
         <w:pStyle w:val="Date"/>
       </w:pPr>
       <w:r>
-        <w:t xml:space="preserve">2026-10-05</w:t>
+        <w:t xml:space="preserve">2026-10-07</w:t>
       </w:r>
     </w:p>
     <w:p>

--- a/docs/docx/module/family_markers_student_guide.docx
+++ b/docs/docx/module/family_markers_student_guide.docx
@@ -15,7 +15,7 @@
         <w:pStyle w:val="Date"/>
       </w:pPr>
       <w:r>
-        <w:t xml:space="preserve">2026-10-07</w:t>
+        <w:t xml:space="preserve">2026-10-20</w:t>
       </w:r>
     </w:p>
     <w:p>
@@ -2137,7 +2137,7 @@
     </w:tbl>
     <w:bookmarkEnd w:id="64"/>
     <w:bookmarkEnd w:id="65"/>
-    <w:bookmarkStart w:id="82" w:name="part-2"/>
+    <w:bookmarkStart w:id="85" w:name="part-2"/>
     <w:p>
       <w:pPr>
         <w:pStyle w:val="Heading2"/>
@@ -2598,7 +2598,7 @@
       </w:r>
     </w:p>
     <w:bookmarkEnd w:id="71"/>
-    <w:bookmarkStart w:id="78" w:name="plot-the-pedigree"/>
+    <w:bookmarkStart w:id="81" w:name="plot-the-pedigree"/>
     <w:p>
       <w:pPr>
         <w:pStyle w:val="Heading3"/>
@@ -2738,8 +2738,152 @@
         </w:drawing>
       </w:r>
     </w:p>
-    <w:bookmarkEnd w:id="78"/>
-    <w:bookmarkStart w:id="81" w:name="part-2-questions"/>
+    <w:tbl>
+      <w:tblPr>
+        <w:tblStyle w:val="Table"/>
+        <w:tblLook w:firstRow="0" w:lastRow="0" w:firstColumn="0" w:lastColumn="0" w:noHBand="0" w:noVBand="0" w:val="0000"/>
+        <w:tblBorders>
+          <w:top w:val="single" w:sz="4" w:space="0" w:color="EB9113"/>
+          <w:left w:val="single" w:sz="24" w:space="0" w:color="EB9113"/>
+          <w:bottom w:val="single" w:sz="4" w:space="0" w:color="EB9113"/>
+          <w:right w:val="single" w:sz="4" w:space="0" w:color="EB9113"/>
+        </w:tblBorders>
+        <w:tblCellMar>
+          <w:left w:w="144" w:type="dxa"/>
+          <w:right w:w="144" w:type="dxa"/>
+        </w:tblCellMar>
+        <w:tblLook w:firstRow="0" w:lastRow="0" w:firstColumn="0" w:lastColumn="0" w:noHBand="0" w:noVBand="0" w:val="0000"/>
+      </w:tblPr>
+      <w:tr>
+        <w:trPr>
+          <w:cantSplit/>
+        </w:trPr>
+        <w:tc>
+          <w:tcPr>
+            <w:shd w:color="auto" w:fill="fcefdc" w:val="clear"/>
+            <w:tcMar>
+              <w:top w:w="92" w:type="dxa"/>
+              <w:bottom w:w="92" w:type="dxa"/>
+            </w:tcMar>
+          </w:tcPr>
+          <w:p>
+            <w:pPr>
+              <w:pStyle w:val="BodyText"/>
+            </w:pPr>
+            <w:pPr>
+              <w:spacing w:before="0" w:after="0"/>
+              <w:textAlignment w:val="center"/>
+            </w:pPr>
+            <w:r>
+              <w:drawing>
+                <wp:inline>
+                  <wp:extent cx="152400" cy="152400"/>
+                  <wp:effectExtent b="0" l="0" r="0" t="0"/>
+                  <wp:docPr descr="" title="" id="79" name="Picture"/>
+                  <a:graphic>
+                    <a:graphicData uri="http://schemas.openxmlformats.org/drawingml/2006/picture">
+                      <pic:pic>
+                        <pic:nvPicPr>
+                          <pic:cNvPr descr="/opt/quarto/share/formats/docx/warning.png" id="80" name="Picture"/>
+                          <pic:cNvPicPr>
+                            <a:picLocks noChangeArrowheads="1" noChangeAspect="1"/>
+                          </pic:cNvPicPr>
+                        </pic:nvPicPr>
+                        <pic:blipFill>
+                          <a:blip r:embed="rId78"/>
+                          <a:stretch>
+                            <a:fillRect/>
+                          </a:stretch>
+                        </pic:blipFill>
+                        <pic:spPr bwMode="auto">
+                          <a:xfrm>
+                            <a:off x="0" y="0"/>
+                            <a:ext cx="152400" cy="152400"/>
+                          </a:xfrm>
+                          <a:prstGeom prst="rect">
+                            <a:avLst/>
+                          </a:prstGeom>
+                          <a:noFill/>
+                          <a:ln w="9525">
+                            <a:noFill/>
+                            <a:headEnd/>
+                            <a:tailEnd/>
+                          </a:ln>
+                        </pic:spPr>
+                      </pic:pic>
+                    </a:graphicData>
+                  </a:graphic>
+                </wp:inline>
+              </w:drawing>
+            </w:r>
+            <w:r>
+              <w:t xml:space="preserve"> </w:t>
+            </w:r>
+            <w:r>
+              <w:t xml:space="preserve"> </w:t>
+            </w:r>
+            <w:r>
+              <w:t xml:space="preserve">Warning</w:t>
+            </w:r>
+          </w:p>
+        </w:tc>
+      </w:tr>
+      <w:tr>
+        <w:trPr>
+          <w:cantSplit/>
+        </w:trPr>
+        <w:tc>
+          <w:tcPr>
+            <w:tcMar>
+              <w:top w:w="108" w:type="dxa"/>
+              <w:bottom w:w="108" w:type="dxa"/>
+            </w:tcMar>
+          </w:tcPr>
+          <w:p>
+            <w:pPr>
+              <w:pStyle w:val="BodyText"/>
+            </w:pPr>
+            <w:pPr>
+              <w:spacing w:before="16" w:after="16"/>
+            </w:pPr>
+            <w:r>
+              <w:t xml:space="preserve">If you see an error like</w:t>
+            </w:r>
+            <w:r>
+              <w:t xml:space="preserve"> </w:t>
+            </w:r>
+            <w:r>
+              <w:rPr>
+                <w:rStyle w:val="VerbatimChar"/>
+              </w:rPr>
+              <w:t xml:space="preserve">Error in plot.pedigree(bipolar_pedigree["1"]) : Labels leave no room for the graph, reduce cex</w:t>
+            </w:r>
+            <w:r>
+              <w:t xml:space="preserve">, it means the plotting pane is</w:t>
+            </w:r>
+            <w:r>
+              <w:t xml:space="preserve"> </w:t>
+            </w:r>
+            <w:r>
+              <w:rPr>
+                <w:b/>
+                <w:bCs/>
+              </w:rPr>
+              <w:t xml:space="preserve">too small</w:t>
+            </w:r>
+            <w:r>
+              <w:t xml:space="preserve"> </w:t>
+            </w:r>
+            <w:r>
+              <w:t xml:space="preserve">to create the pedigree. Try adjusting the panes by clicking and dragging the pane borders in the direction you want and re-running the code.</w:t>
+            </w:r>
+          </w:p>
+          <w:p/>
+        </w:tc>
+      </w:tr>
+    </w:tbl>
+    <w:bookmarkEnd w:id="81"/>
+    <w:bookmarkStart w:id="84" w:name="part-2-questions"/>
     <w:p>
       <w:pPr>
         <w:pStyle w:val="Heading3"/>
@@ -2789,12 +2933,12 @@
                 <wp:inline>
                   <wp:extent cx="152400" cy="152400"/>
                   <wp:effectExtent b="0" l="0" r="0" t="0"/>
-                  <wp:docPr descr="" title="" id="79" name="Picture"/>
+                  <wp:docPr descr="" title="" id="82" name="Picture"/>
                   <a:graphic>
                     <a:graphicData uri="http://schemas.openxmlformats.org/drawingml/2006/picture">
                       <pic:pic>
                         <pic:nvPicPr>
-                          <pic:cNvPr descr="/opt/quarto/share/formats/docx/note.png" id="80" name="Picture"/>
+                          <pic:cNvPr descr="/opt/quarto/share/formats/docx/note.png" id="83" name="Picture"/>
                           <pic:cNvPicPr>
                             <a:picLocks noChangeArrowheads="1" noChangeAspect="1"/>
                           </pic:cNvPicPr>
@@ -2875,9 +3019,9 @@
         </w:tc>
       </w:tr>
     </w:tbl>
-    <w:bookmarkEnd w:id="81"/>
-    <w:bookmarkEnd w:id="82"/>
-    <w:bookmarkStart w:id="94" w:name="part-3"/>
+    <w:bookmarkEnd w:id="84"/>
+    <w:bookmarkEnd w:id="85"/>
+    <w:bookmarkStart w:id="97" w:name="part-3"/>
     <w:p>
       <w:pPr>
         <w:pStyle w:val="Heading2"/>
@@ -2894,7 +3038,7 @@
         <w:t xml:space="preserve">Now, we’ll map the diagnoses on our individuals.</w:t>
       </w:r>
     </w:p>
-    <w:bookmarkStart w:id="83" w:name="adding-diagnosis"/>
+    <w:bookmarkStart w:id="86" w:name="adding-diagnosis"/>
     <w:p>
       <w:pPr>
         <w:pStyle w:val="Heading3"/>
@@ -3201,8 +3345,8 @@
         <w:t xml:space="preserve">)</w:t>
       </w:r>
     </w:p>
-    <w:bookmarkEnd w:id="83"/>
-    <w:bookmarkStart w:id="90" w:name="mapping-diagnosis"/>
+    <w:bookmarkEnd w:id="86"/>
+    <w:bookmarkStart w:id="93" w:name="mapping-diagnosis"/>
     <w:p>
       <w:pPr>
         <w:pStyle w:val="Heading3"/>
@@ -3246,153 +3390,6 @@
           <w:rStyle w:val="NormalTok"/>
         </w:rPr>
         <w:t xml:space="preserve">])</w:t>
-      </w:r>
-    </w:p>
-    <w:p>
-      <w:pPr>
-        <w:pStyle w:val="FirstParagraph"/>
-      </w:pPr>
-      <w:r>
-        <w:drawing>
-          <wp:inline>
-            <wp:extent cx="4620126" cy="3696101"/>
-            <wp:effectExtent b="0" l="0" r="0" t="0"/>
-            <wp:docPr descr="" title="" id="85" name="Picture"/>
-            <a:graphic>
-              <a:graphicData uri="http://schemas.openxmlformats.org/drawingml/2006/picture">
-                <pic:pic>
-                  <pic:nvPicPr>
-                    <pic:cNvPr descr="family_markers_student_guide_files/figure-docx/unnamed-chunk-19-1.png" id="86" name="Picture"/>
-                    <pic:cNvPicPr>
-                      <a:picLocks noChangeArrowheads="1" noChangeAspect="1"/>
-                    </pic:cNvPicPr>
-                  </pic:nvPicPr>
-                  <pic:blipFill>
-                    <a:blip r:embed="rId84"/>
-                    <a:stretch>
-                      <a:fillRect/>
-                    </a:stretch>
-                  </pic:blipFill>
-                  <pic:spPr bwMode="auto">
-                    <a:xfrm>
-                      <a:off x="0" y="0"/>
-                      <a:ext cx="4620126" cy="3696101"/>
-                    </a:xfrm>
-                    <a:prstGeom prst="rect">
-                      <a:avLst/>
-                    </a:prstGeom>
-                    <a:noFill/>
-                    <a:ln w="9525">
-                      <a:noFill/>
-                      <a:headEnd/>
-                      <a:tailEnd/>
-                    </a:ln>
-                  </pic:spPr>
-                </pic:pic>
-              </a:graphicData>
-            </a:graphic>
-          </wp:inline>
-        </w:drawing>
-      </w:r>
-    </w:p>
-    <w:p>
-      <w:pPr>
-        <w:pStyle w:val="BodyText"/>
-      </w:pPr>
-      <w:r>
-        <w:t xml:space="preserve">We can now see some information about diagnosis but a key might be helpful. Add it by running the following:</w:t>
-      </w:r>
-    </w:p>
-    <w:p>
-      <w:pPr>
-        <w:pStyle w:val="SourceCode"/>
-      </w:pPr>
-      <w:r>
-        <w:rPr>
-          <w:rStyle w:val="FunctionTok"/>
-        </w:rPr>
-        <w:t xml:space="preserve">plot</w:t>
-      </w:r>
-      <w:r>
-        <w:rPr>
-          <w:rStyle w:val="NormalTok"/>
-        </w:rPr>
-        <w:t xml:space="preserve">(bipolar_pedigree[</w:t>
-      </w:r>
-      <w:r>
-        <w:rPr>
-          <w:rStyle w:val="StringTok"/>
-        </w:rPr>
-        <w:t xml:space="preserve">'1'</w:t>
-      </w:r>
-      <w:r>
-        <w:rPr>
-          <w:rStyle w:val="NormalTok"/>
-        </w:rPr>
-        <w:t xml:space="preserve">])</w:t>
-      </w:r>
-      <w:r>
-        <w:br/>
-      </w:r>
-      <w:r>
-        <w:rPr>
-          <w:rStyle w:val="FunctionTok"/>
-        </w:rPr>
-        <w:t xml:space="preserve">pedigree.legend</w:t>
-      </w:r>
-      <w:r>
-        <w:rPr>
-          <w:rStyle w:val="NormalTok"/>
-        </w:rPr>
-        <w:t xml:space="preserve">(bipolar_pedigree, </w:t>
-      </w:r>
-      <w:r>
-        <w:rPr>
-          <w:rStyle w:val="AttributeTok"/>
-        </w:rPr>
-        <w:t xml:space="preserve">location =</w:t>
-      </w:r>
-      <w:r>
-        <w:rPr>
-          <w:rStyle w:val="NormalTok"/>
-        </w:rPr>
-        <w:t xml:space="preserve"> </w:t>
-      </w:r>
-      <w:r>
-        <w:rPr>
-          <w:rStyle w:val="StringTok"/>
-        </w:rPr>
-        <w:t xml:space="preserve">"topleft"</w:t>
-      </w:r>
-      <w:r>
-        <w:rPr>
-          <w:rStyle w:val="NormalTok"/>
-        </w:rPr>
-        <w:t xml:space="preserve">, </w:t>
-      </w:r>
-      <w:r>
-        <w:rPr>
-          <w:rStyle w:val="AttributeTok"/>
-        </w:rPr>
-        <w:t xml:space="preserve">radius =</w:t>
-      </w:r>
-      <w:r>
-        <w:rPr>
-          <w:rStyle w:val="NormalTok"/>
-        </w:rPr>
-        <w:t xml:space="preserve"> .</w:t>
-      </w:r>
-      <w:r>
-        <w:rPr>
-          <w:rStyle w:val="DecValTok"/>
-        </w:rPr>
-        <w:t xml:space="preserve">2</w:t>
-      </w:r>
-      <w:r>
-        <w:rPr>
-          <w:rStyle w:val="NormalTok"/>
-        </w:rPr>
-        <w:t xml:space="preserve">)</w:t>
       </w:r>
     </w:p>
     <w:p>
@@ -3409,7 +3406,7 @@
               <a:graphicData uri="http://schemas.openxmlformats.org/drawingml/2006/picture">
                 <pic:pic>
                   <pic:nvPicPr>
-                    <pic:cNvPr descr="family_markers_student_guide_files/figure-docx/unnamed-chunk-20-1.png" id="89" name="Picture"/>
+                    <pic:cNvPr descr="family_markers_student_guide_files/figure-docx/unnamed-chunk-19-1.png" id="89" name="Picture"/>
                     <pic:cNvPicPr>
                       <a:picLocks noChangeArrowheads="1" noChangeAspect="1"/>
                     </pic:cNvPicPr>
@@ -3442,8 +3439,155 @@
         </w:drawing>
       </w:r>
     </w:p>
-    <w:bookmarkEnd w:id="90"/>
-    <w:bookmarkStart w:id="93" w:name="part-3-questions"/>
+    <w:p>
+      <w:pPr>
+        <w:pStyle w:val="BodyText"/>
+      </w:pPr>
+      <w:r>
+        <w:t xml:space="preserve">We can now see some information about diagnosis but a key might be helpful. Add it by running the following:</w:t>
+      </w:r>
+    </w:p>
+    <w:p>
+      <w:pPr>
+        <w:pStyle w:val="SourceCode"/>
+      </w:pPr>
+      <w:r>
+        <w:rPr>
+          <w:rStyle w:val="FunctionTok"/>
+        </w:rPr>
+        <w:t xml:space="preserve">plot</w:t>
+      </w:r>
+      <w:r>
+        <w:rPr>
+          <w:rStyle w:val="NormalTok"/>
+        </w:rPr>
+        <w:t xml:space="preserve">(bipolar_pedigree[</w:t>
+      </w:r>
+      <w:r>
+        <w:rPr>
+          <w:rStyle w:val="StringTok"/>
+        </w:rPr>
+        <w:t xml:space="preserve">'1'</w:t>
+      </w:r>
+      <w:r>
+        <w:rPr>
+          <w:rStyle w:val="NormalTok"/>
+        </w:rPr>
+        <w:t xml:space="preserve">])</w:t>
+      </w:r>
+      <w:r>
+        <w:br/>
+      </w:r>
+      <w:r>
+        <w:rPr>
+          <w:rStyle w:val="FunctionTok"/>
+        </w:rPr>
+        <w:t xml:space="preserve">pedigree.legend</w:t>
+      </w:r>
+      <w:r>
+        <w:rPr>
+          <w:rStyle w:val="NormalTok"/>
+        </w:rPr>
+        <w:t xml:space="preserve">(bipolar_pedigree, </w:t>
+      </w:r>
+      <w:r>
+        <w:rPr>
+          <w:rStyle w:val="AttributeTok"/>
+        </w:rPr>
+        <w:t xml:space="preserve">location =</w:t>
+      </w:r>
+      <w:r>
+        <w:rPr>
+          <w:rStyle w:val="NormalTok"/>
+        </w:rPr>
+        <w:t xml:space="preserve"> </w:t>
+      </w:r>
+      <w:r>
+        <w:rPr>
+          <w:rStyle w:val="StringTok"/>
+        </w:rPr>
+        <w:t xml:space="preserve">"topleft"</w:t>
+      </w:r>
+      <w:r>
+        <w:rPr>
+          <w:rStyle w:val="NormalTok"/>
+        </w:rPr>
+        <w:t xml:space="preserve">, </w:t>
+      </w:r>
+      <w:r>
+        <w:rPr>
+          <w:rStyle w:val="AttributeTok"/>
+        </w:rPr>
+        <w:t xml:space="preserve">radius =</w:t>
+      </w:r>
+      <w:r>
+        <w:rPr>
+          <w:rStyle w:val="NormalTok"/>
+        </w:rPr>
+        <w:t xml:space="preserve"> .</w:t>
+      </w:r>
+      <w:r>
+        <w:rPr>
+          <w:rStyle w:val="DecValTok"/>
+        </w:rPr>
+        <w:t xml:space="preserve">2</w:t>
+      </w:r>
+      <w:r>
+        <w:rPr>
+          <w:rStyle w:val="NormalTok"/>
+        </w:rPr>
+        <w:t xml:space="preserve">)</w:t>
+      </w:r>
+    </w:p>
+    <w:p>
+      <w:pPr>
+        <w:pStyle w:val="FirstParagraph"/>
+      </w:pPr>
+      <w:r>
+        <w:drawing>
+          <wp:inline>
+            <wp:extent cx="4620126" cy="3696101"/>
+            <wp:effectExtent b="0" l="0" r="0" t="0"/>
+            <wp:docPr descr="" title="" id="91" name="Picture"/>
+            <a:graphic>
+              <a:graphicData uri="http://schemas.openxmlformats.org/drawingml/2006/picture">
+                <pic:pic>
+                  <pic:nvPicPr>
+                    <pic:cNvPr descr="family_markers_student_guide_files/figure-docx/unnamed-chunk-20-1.png" id="92" name="Picture"/>
+                    <pic:cNvPicPr>
+                      <a:picLocks noChangeArrowheads="1" noChangeAspect="1"/>
+                    </pic:cNvPicPr>
+                  </pic:nvPicPr>
+                  <pic:blipFill>
+                    <a:blip r:embed="rId90"/>
+                    <a:stretch>
+                      <a:fillRect/>
+                    </a:stretch>
+                  </pic:blipFill>
+                  <pic:spPr bwMode="auto">
+                    <a:xfrm>
+                      <a:off x="0" y="0"/>
+                      <a:ext cx="4620126" cy="3696101"/>
+                    </a:xfrm>
+                    <a:prstGeom prst="rect">
+                      <a:avLst/>
+                    </a:prstGeom>
+                    <a:noFill/>
+                    <a:ln w="9525">
+                      <a:noFill/>
+                      <a:headEnd/>
+                      <a:tailEnd/>
+                    </a:ln>
+                  </pic:spPr>
+                </pic:pic>
+              </a:graphicData>
+            </a:graphic>
+          </wp:inline>
+        </w:drawing>
+      </w:r>
+    </w:p>
+    <w:bookmarkEnd w:id="93"/>
+    <w:bookmarkStart w:id="96" w:name="part-3-questions"/>
     <w:p>
       <w:pPr>
         <w:pStyle w:val="Heading3"/>
@@ -3493,12 +3637,12 @@
                 <wp:inline>
                   <wp:extent cx="152400" cy="152400"/>
                   <wp:effectExtent b="0" l="0" r="0" t="0"/>
-                  <wp:docPr descr="" title="" id="91" name="Picture"/>
+                  <wp:docPr descr="" title="" id="94" name="Picture"/>
                   <a:graphic>
                     <a:graphicData uri="http://schemas.openxmlformats.org/drawingml/2006/picture">
                       <pic:pic>
                         <pic:nvPicPr>
-                          <pic:cNvPr descr="/opt/quarto/share/formats/docx/note.png" id="92" name="Picture"/>
+                          <pic:cNvPr descr="/opt/quarto/share/formats/docx/note.png" id="95" name="Picture"/>
                           <pic:cNvPicPr>
                             <a:picLocks noChangeArrowheads="1" noChangeAspect="1"/>
                           </pic:cNvPicPr>
@@ -3579,9 +3723,9 @@
         </w:tc>
       </w:tr>
     </w:tbl>
-    <w:bookmarkEnd w:id="93"/>
-    <w:bookmarkEnd w:id="94"/>
-    <w:bookmarkStart w:id="116" w:name="part-4"/>
+    <w:bookmarkEnd w:id="96"/>
+    <w:bookmarkEnd w:id="97"/>
+    <w:bookmarkStart w:id="119" w:name="part-4"/>
     <w:p>
       <w:pPr>
         <w:pStyle w:val="Heading2"/>
@@ -3598,7 +3742,7 @@
         <w:t xml:space="preserve">Now that we know individual diagnoses, let’s map genotypes onto our individuals.</w:t>
       </w:r>
     </w:p>
-    <w:bookmarkStart w:id="109" w:name="adding-genotypes"/>
+    <w:bookmarkStart w:id="112" w:name="adding-genotypes"/>
     <w:p>
       <w:pPr>
         <w:pStyle w:val="Heading3"/>
@@ -3749,18 +3893,18 @@
           <wp:inline>
             <wp:extent cx="4620126" cy="3696101"/>
             <wp:effectExtent b="0" l="0" r="0" t="0"/>
-            <wp:docPr descr="" title="" id="96" name="Picture"/>
+            <wp:docPr descr="" title="" id="99" name="Picture"/>
             <a:graphic>
               <a:graphicData uri="http://schemas.openxmlformats.org/drawingml/2006/picture">
                 <pic:pic>
                   <pic:nvPicPr>
-                    <pic:cNvPr descr="family_markers_student_guide_files/figure-docx/unnamed-chunk-21-1.png" id="97" name="Picture"/>
+                    <pic:cNvPr descr="family_markers_student_guide_files/figure-docx/unnamed-chunk-21-1.png" id="100" name="Picture"/>
                     <pic:cNvPicPr>
                       <a:picLocks noChangeArrowheads="1" noChangeAspect="1"/>
                     </pic:cNvPicPr>
                   </pic:nvPicPr>
                   <pic:blipFill>
-                    <a:blip r:embed="rId95"/>
+                    <a:blip r:embed="rId98"/>
                     <a:stretch>
                       <a:fillRect/>
                     </a:stretch>
@@ -3796,18 +3940,18 @@
           <wp:inline>
             <wp:extent cx="4800600" cy="2700337"/>
             <wp:effectExtent b="0" l="0" r="0" t="0"/>
-            <wp:docPr descr="" title="" id="99" name="Picture"/>
+            <wp:docPr descr="" title="" id="102" name="Picture"/>
             <a:graphic>
               <a:graphicData uri="http://schemas.openxmlformats.org/drawingml/2006/picture">
                 <pic:pic>
                   <pic:nvPicPr>
-                    <pic:cNvPr descr="family_markers_student_guide_files/figure-docx//1dhP4CeUIJAqy3z7mKxuFzk8b8LhLrPBPHb1bpYpbk3c_g35ad481b335_0_48.png" id="100" name="Picture"/>
+                    <pic:cNvPr descr="family_markers_student_guide_files/figure-docx//1dhP4CeUIJAqy3z7mKxuFzk8b8LhLrPBPHb1bpYpbk3c_g35ad481b335_0_48.png" id="103" name="Picture"/>
                     <pic:cNvPicPr>
                       <a:picLocks noChangeArrowheads="1" noChangeAspect="1"/>
                     </pic:cNvPicPr>
                   </pic:nvPicPr>
                   <pic:blipFill>
-                    <a:blip r:embed="rId98"/>
+                    <a:blip r:embed="rId101"/>
                     <a:stretch>
                       <a:fillRect/>
                     </a:stretch>
@@ -3875,12 +4019,12 @@
                 <wp:inline>
                   <wp:extent cx="152400" cy="152400"/>
                   <wp:effectExtent b="0" l="0" r="0" t="0"/>
-                  <wp:docPr descr="" title="" id="101" name="Picture"/>
+                  <wp:docPr descr="" title="" id="104" name="Picture"/>
                   <a:graphic>
                     <a:graphicData uri="http://schemas.openxmlformats.org/drawingml/2006/picture">
                       <pic:pic>
                         <pic:nvPicPr>
-                          <pic:cNvPr descr="/opt/quarto/share/formats/docx/tip.png" id="102" name="Picture"/>
+                          <pic:cNvPr descr="/opt/quarto/share/formats/docx/tip.png" id="105" name="Picture"/>
                           <pic:cNvPicPr>
                             <a:picLocks noChangeArrowheads="1" noChangeAspect="1"/>
                           </pic:cNvPicPr>
@@ -4160,18 +4304,18 @@
           <wp:inline>
             <wp:extent cx="4620126" cy="3696101"/>
             <wp:effectExtent b="0" l="0" r="0" t="0"/>
-            <wp:docPr descr="" title="" id="104" name="Picture"/>
+            <wp:docPr descr="" title="" id="107" name="Picture"/>
             <a:graphic>
               <a:graphicData uri="http://schemas.openxmlformats.org/drawingml/2006/picture">
                 <pic:pic>
                   <pic:nvPicPr>
-                    <pic:cNvPr descr="family_markers_student_guide_files/figure-docx/unnamed-chunk-23-1.png" id="105" name="Picture"/>
+                    <pic:cNvPr descr="family_markers_student_guide_files/figure-docx/unnamed-chunk-23-1.png" id="108" name="Picture"/>
                     <pic:cNvPicPr>
                       <a:picLocks noChangeArrowheads="1" noChangeAspect="1"/>
                     </pic:cNvPicPr>
                   </pic:nvPicPr>
                   <pic:blipFill>
-                    <a:blip r:embed="rId103"/>
+                    <a:blip r:embed="rId106"/>
                     <a:stretch>
                       <a:fillRect/>
                     </a:stretch>
@@ -4207,18 +4351,18 @@
           <wp:inline>
             <wp:extent cx="4800600" cy="2700337"/>
             <wp:effectExtent b="0" l="0" r="0" t="0"/>
-            <wp:docPr descr="" title="" id="107" name="Picture"/>
+            <wp:docPr descr="" title="" id="110" name="Picture"/>
             <a:graphic>
               <a:graphicData uri="http://schemas.openxmlformats.org/drawingml/2006/picture">
                 <pic:pic>
                   <pic:nvPicPr>
-                    <pic:cNvPr descr="family_markers_student_guide_files/figure-docx//1dhP4CeUIJAqy3z7mKxuFzk8b8LhLrPBPHb1bpYpbk3c_g35ad481b335_0_55.png" id="108" name="Picture"/>
+                    <pic:cNvPr descr="family_markers_student_guide_files/figure-docx//1dhP4CeUIJAqy3z7mKxuFzk8b8LhLrPBPHb1bpYpbk3c_g35ad481b335_0_55.png" id="111" name="Picture"/>
                     <pic:cNvPicPr>
                       <a:picLocks noChangeArrowheads="1" noChangeAspect="1"/>
                     </pic:cNvPicPr>
                   </pic:nvPicPr>
                   <pic:blipFill>
-                    <a:blip r:embed="rId106"/>
+                    <a:blip r:embed="rId109"/>
                     <a:stretch>
                       <a:fillRect/>
                     </a:stretch>
@@ -4245,8 +4389,8 @@
         </w:drawing>
       </w:r>
     </w:p>
-    <w:bookmarkEnd w:id="109"/>
-    <w:bookmarkStart w:id="115" w:name="part-4-questions"/>
+    <w:bookmarkEnd w:id="112"/>
+    <w:bookmarkStart w:id="118" w:name="part-4-questions"/>
     <w:p>
       <w:pPr>
         <w:pStyle w:val="Heading3"/>
@@ -4296,12 +4440,12 @@
                 <wp:inline>
                   <wp:extent cx="152400" cy="152400"/>
                   <wp:effectExtent b="0" l="0" r="0" t="0"/>
-                  <wp:docPr descr="" title="" id="110" name="Picture"/>
+                  <wp:docPr descr="" title="" id="113" name="Picture"/>
                   <a:graphic>
                     <a:graphicData uri="http://schemas.openxmlformats.org/drawingml/2006/picture">
                       <pic:pic>
                         <pic:nvPicPr>
-                          <pic:cNvPr descr="/opt/quarto/share/formats/docx/note.png" id="111" name="Picture"/>
+                          <pic:cNvPr descr="/opt/quarto/share/formats/docx/note.png" id="114" name="Picture"/>
                           <pic:cNvPicPr>
                             <a:picLocks noChangeArrowheads="1" noChangeAspect="1"/>
                           </pic:cNvPicPr>
@@ -4404,8 +4548,8 @@
         </w:tc>
       </w:tr>
     </w:tbl>
-    <w:bookmarkStart w:id="114" w:name="refs"/>
-    <w:bookmarkStart w:id="113" w:name="ref-hasin2022"/>
+    <w:bookmarkStart w:id="117" w:name="refs"/>
+    <w:bookmarkStart w:id="116" w:name="ref-hasin2022"/>
     <w:p>
       <w:pPr>
         <w:pStyle w:val="Bibliography"/>
@@ -4457,7 +4601,7 @@
       <w:r>
         <w:t xml:space="preserve"> </w:t>
       </w:r>
-      <w:hyperlink r:id="rId112">
+      <w:hyperlink r:id="rId115">
         <w:r>
           <w:rPr>
             <w:rStyle w:val="Hyperlink"/>
@@ -4466,10 +4610,10 @@
         </w:r>
       </w:hyperlink>
     </w:p>
-    <w:bookmarkEnd w:id="113"/>
-    <w:bookmarkEnd w:id="114"/>
-    <w:bookmarkEnd w:id="115"/>
     <w:bookmarkEnd w:id="116"/>
+    <w:bookmarkEnd w:id="117"/>
+    <w:bookmarkEnd w:id="118"/>
+    <w:bookmarkEnd w:id="119"/>
     <w:sectPr>
       <w:footnotePr>
         <w:numRestart w:val="eachSect"/>

--- a/docs/docx/module/family_markers_student_guide.docx
+++ b/docs/docx/module/family_markers_student_guide.docx
@@ -15,7 +15,7 @@
         <w:pStyle w:val="Date"/>
       </w:pPr>
       <w:r>
-        <w:t xml:space="preserve">2026-10-20</w:t>
+        <w:t xml:space="preserve">2026-10-26</w:t>
       </w:r>
     </w:p>
     <w:p>

--- a/docs/docx/module/family_markers_student_guide.docx
+++ b/docs/docx/module/family_markers_student_guide.docx
@@ -15,7 +15,7 @@
         <w:pStyle w:val="Date"/>
       </w:pPr>
       <w:r>
-        <w:t xml:space="preserve">2026-10-26</w:t>
+        <w:t xml:space="preserve">2026-10-27</w:t>
       </w:r>
     </w:p>
     <w:p>

--- a/docs/docx/module/family_markers_student_guide.docx
+++ b/docs/docx/module/family_markers_student_guide.docx
@@ -15,7 +15,7 @@
         <w:pStyle w:val="Date"/>
       </w:pPr>
       <w:r>
-        <w:t xml:space="preserve">2026-10-27</w:t>
+        <w:t xml:space="preserve">2026-10-28</w:t>
       </w:r>
     </w:p>
     <w:p>

--- a/docs/docx/module/family_markers_student_guide.docx
+++ b/docs/docx/module/family_markers_student_guide.docx
@@ -15,7 +15,7 @@
         <w:pStyle w:val="Date"/>
       </w:pPr>
       <w:r>
-        <w:t xml:space="preserve">2026-10-28</w:t>
+        <w:t xml:space="preserve">2026-10-31</w:t>
       </w:r>
     </w:p>
     <w:p>
